--- a/output/docx/fr/BUFRCREX_TableB_fr_12.docx
+++ b/output/docx/fr/BUFRCREX_TableB_fr_12.docx
@@ -1977,7 +1977,7 @@
                 <w:b w:val="0"/>
                 <w:sz w:val="16"/>
               </w:rPr>
-              <w:t>Note 177: Lorsque la colonne Nom de l’élément porte la mention «à une hauteur et sur une période déterminées», on précise, à l’aide de descripteurs de la classe 07, la position verticale et, à l’aide de descripteurs de la classe 04, la période considérée.</w:t>
+              <w:t>Note B177: Lorsque la colonne Nom de l’élément porte la mention «à une hauteur et sur une période déterminées», on précise, à l’aide de descripteurs de la classe 07, la position verticale et, à l’aide de descripteurs de la classe 04, la période considérée.</w:t>
             </w:r>
           </w:p>
         </w:tc>
@@ -2170,7 +2170,7 @@
                 <w:b w:val="0"/>
                 <w:sz w:val="16"/>
               </w:rPr>
-              <w:t>Note 177: Lorsque la colonne Nom de l’élément porte la mention «à une hauteur et sur une période déterminées», on précise, à l’aide de descripteurs de la classe 07, la position verticale et, à l’aide de descripteurs de la classe 04, la période considérée.</w:t>
+              <w:t>Note B177: Lorsque la colonne Nom de l’élément porte la mention «à une hauteur et sur une période déterminées», on précise, à l’aide de descripteurs de la classe 07, la position verticale et, à l’aide de descripteurs de la classe 04, la période considérée.</w:t>
             </w:r>
           </w:p>
         </w:tc>
@@ -7301,7 +7301,7 @@
                 <w:b w:val="0"/>
                 <w:sz w:val="16"/>
               </w:rPr>
-              <w:t>Note 52: Le descripteur 0 12 076 devrait être utilisé à la place de 0 12 072 pour coder la luminance.</w:t>
+              <w:t>Note B52: Le descripteur 0 12 076 devrait être utilisé à la place de 0 12 072 pour coder la luminance.</w:t>
             </w:r>
           </w:p>
         </w:tc>
@@ -9414,7 +9414,7 @@
                 <w:b w:val="0"/>
                 <w:sz w:val="16"/>
               </w:rPr>
-              <w:t>Note 177: Lorsque la colonne Nom de l’élément porte la mention «à une hauteur et sur une période déterminées», on précise, à l’aide de descripteurs de la classe 07, la position verticale et, à l’aide de descripteurs de la classe 04, la période considérée.</w:t>
+              <w:t>Note B177: Lorsque la colonne Nom de l’élément porte la mention «à une hauteur et sur une période déterminées», on précise, à l’aide de descripteurs de la classe 07, la position verticale et, à l’aide de descripteurs de la classe 04, la période considérée.</w:t>
             </w:r>
           </w:p>
         </w:tc>
@@ -9607,7 +9607,7 @@
                 <w:b w:val="0"/>
                 <w:sz w:val="16"/>
               </w:rPr>
-              <w:t>Note 177: Lorsque la colonne Nom de l’élément porte la mention «à une hauteur et sur une période déterminées», on précise, à l’aide de descripteurs de la classe 07, la position verticale et, à l’aide de descripteurs de la classe 04, la période considérée.</w:t>
+              <w:t>Note B177: Lorsque la colonne Nom de l’élément porte la mention «à une hauteur et sur une période déterminées», on précise, à l’aide de descripteurs de la classe 07, la position verticale et, à l’aide de descripteurs de la classe 04, la période considérée.</w:t>
             </w:r>
           </w:p>
         </w:tc>
